--- a/MGarcia_CV_TechStack_2026.docx
+++ b/MGarcia_CV_TechStack_2026.docx
@@ -190,7 +190,7 @@
           <w:sz w:val="19"/>
           <w:color w:val="334155"/>
         </w:rPr>
-        <w:t>OpenTelemetry (OTel), Prometheus, Grafana, Loki, Datadog (APM &amp; Dashboards), ELK Stack (Elasticsearch, Logstash, Kibana), Fluent Bit, Vector, New Relic, Splunk</w:t>
+        <w:t>OpenTelemetry (OTel), Prometheus, Grafana, Loki, Datadog (APM &amp; Dashboards), ELK Stack (Elasticsearch, Logstash, Kibana), Fluent Bit, New Relic, Splunk</w:t>
       </w:r>
     </w:p>
     <w:p>
@@ -206,14 +206,37 @@
           <w:sz w:val="19"/>
           <w:color w:val="0F294A"/>
         </w:rPr>
-        <w:t xml:space="preserve">• Security, Identity &amp; Networking: </w:t>
-      </w:r>
-      <w:r>
-        <w:rPr>
-          <w:sz w:val="19"/>
-          <w:color w:val="334155"/>
-        </w:rPr>
-        <w:t>HashiCorp Vault, CyberArk Conjur, External Secrets Operator, OIDC &amp; OAuth 2.0, AWS WAF &amp; Shield, Apigee API Gateway, mTLS, Nginx, Linux Network Admin</w:t>
+        <w:t xml:space="preserve">• Security &amp; Identity: </w:t>
+      </w:r>
+      <w:r>
+        <w:rPr>
+          <w:sz w:val="19"/>
+          <w:color w:val="334155"/>
+        </w:rPr>
+        <w:t>HashiCorp Vault, CyberArk Conjur, Keycloak, FreeIPA, External Secrets Operator, OIDC &amp; OAuth 2.0, mTLS, AWS WAF &amp; Shield, Apigee API Gateway</w:t>
+      </w:r>
+    </w:p>
+    <w:p>
+      <w:pPr>
+        <w:keepLines w:val="1"/>
+        <w:widowControl w:val="1"/>
+        <w:ind w:left="240" w:hanging="240"/>
+        <w:spacing w:before="20" w:after="40"/>
+      </w:pPr>
+      <w:r>
+        <w:rPr>
+          <w:b/>
+          <w:sz w:val="19"/>
+          <w:color w:val="0F294A"/>
+        </w:rPr>
+        <w:t xml:space="preserve">• Networking &amp; Traffic Engineering: </w:t>
+      </w:r>
+      <w:r>
+        <w:rPr>
+          <w:sz w:val="19"/>
+          <w:color w:val="334155"/>
+        </w:rPr>
+        <w:t>Cilium, Calico (CNI), Envoy Proxy, Istio Service Mesh, NetBox (IPAM/DCIM), WireGuard, OpenVPN, Traefik, HAProxy, Nginx, AWS Transit Gateway, Direct Connect, Cloud Interconnect, VPC Peering, BGP, Cloudflare, CoreDNS, Wireshark, tcpdump, iperf, Linux Network Admin</w:t>
       </w:r>
     </w:p>
     <w:p>

--- a/MGarcia_CV_TechStack_2026.docx
+++ b/MGarcia_CV_TechStack_2026.docx
@@ -384,7 +384,7 @@
           <w:sz w:val="19"/>
           <w:color w:val="334155"/>
         </w:rPr>
-        <w:t>Designed a Terraform-based Amazon EKS platform using EKS Pod Identity, Karpenter Spot autoscaling, and ArgoCD with automated synchronization, self-healing, and pruning.</w:t>
+        <w:t>Designed a Terraform-based Amazon EKS (Kubernetes 1.30+) platform using native EKS Pod Identity, Karpenter (v1.x) Spot autoscaling, and ArgoCD with automated synchronization, self-healing, and pruning.</w:t>
       </w:r>
     </w:p>
     <w:p>
@@ -508,7 +508,7 @@
           <w:sz w:val="19"/>
           <w:color w:val="334155"/>
         </w:rPr>
-        <w:t>Built Python (FastAPI) microservices and an agentic logistics system using LangChain and Azure OpenAI to assign cargo to vessels based on dimensions, routes, and priorities, deployed on Azure Kubernetes Service (AKS); evaluated local LLM runtimes (Ollama, Qwen, DeepSeek) with LangSmith tracing.</w:t>
+        <w:t>Built Python 3.12 (FastAPI) microservices and an agentic logistics system using LangChain and Azure OpenAI to assign cargo to vessels based on dimensions, routes, and priorities, deployed on Azure Kubernetes Service (AKS); evaluated local LLM runtimes (DeepSeek-R1, Qwen 2.5) via Ollama with LangSmith tracing.</w:t>
       </w:r>
     </w:p>
     <w:p>
@@ -538,7 +538,7 @@
           <w:sz w:val="19"/>
           <w:color w:val="334155"/>
         </w:rPr>
-        <w:t>Amazon EKS, Azure AKS, Istio Service Mesh, ArgoCD, Terraform, Karpenter, CyberArk Conjur OSS, External Secrets Operator, Python (FastAPI), LangChain, Azure OpenAI, Ollama, Qwen, DeepSeek, LangSmith, Prometheus, Envoy, among others.</w:t>
+        <w:t>Amazon EKS (Kubernetes 1.30+), Azure AKS, Istio Service Mesh, ArgoCD, Terraform, Karpenter (v1.x), CyberArk Conjur OSS, External Secrets Operator, Python 3.12 (FastAPI), LangChain, Azure OpenAI, Ollama, DeepSeek-R1, Qwen 2.5, LangSmith, Prometheus, Envoy, among others.</w:t>
       </w:r>
     </w:p>
     <w:p>
@@ -621,7 +621,7 @@
           <w:sz w:val="19"/>
           <w:color w:val="334155"/>
         </w:rPr>
-        <w:t>Spearheaded multi-tier AWS cost reduction strategies; implemented Compute Savings Plans and RDS Reserved Instances, replaced AWS Transfer Family with self-managed SFTP on EC2, and transitioned ElastiCache Redis to Valkey, generating substantial recurring cloud savings.</w:t>
+        <w:t>Spearheaded multi-tier AWS cost reduction strategies; implemented Compute Savings Plans and RDS Reserved Instances, replaced AWS Transfer Family with self-managed SFTP on EC2, and transitioned from ElastiCache Redis 7 to Valkey 7.2, generating substantial recurring cloud savings.</w:t>
       </w:r>
     </w:p>
     <w:p>
@@ -652,7 +652,7 @@
           <w:sz w:val="19"/>
           <w:color w:val="334155"/>
         </w:rPr>
-        <w:t>Eliminated redundant CloudWatch log ingestion expenses by redesigning log pipelines to route exclusively via Promtail and Loki into centralized Grafana dashboards.</w:t>
+        <w:t>Eliminated redundant CloudWatch log ingestion expenses by redesigning log pipelines to route exclusively via Promtail and Loki 3.0 into centralized Grafana dashboards.</w:t>
       </w:r>
     </w:p>
     <w:p>
@@ -744,7 +744,7 @@
           <w:sz w:val="19"/>
           <w:color w:val="334155"/>
         </w:rPr>
-        <w:t>AWS (ECS, EC2, RDS, ElastiCache, Billing, Transfer Family), Pulumi, TypeScript, Valkey, Redis, Grafana, Loki, Promtail, Prometheus, OpenTelemetry, PowerShell, SQL Server, SFTP, among others.</w:t>
+        <w:t>AWS (ECS, EC2, RDS, ElastiCache, Billing, Transfer Family), Pulumi, TypeScript, Valkey 7.2, Redis 7, Grafana (v10/11), Loki 3.0, Promtail, Prometheus, OpenTelemetry, PowerShell 7, SQL Server, SFTP, among others.</w:t>
       </w:r>
     </w:p>
     <w:p>
@@ -827,7 +827,7 @@
           <w:sz w:val="19"/>
           <w:color w:val="334155"/>
         </w:rPr>
-        <w:t>Delivered a cloud migration against a tight 3-month deadline from on-premises Docker Swarm to AWS, migrating approximately 50 Java microservices to Amazon EKS and approximately 15 distributed stateful platforms (Kafka, ZooKeeper, RabbitMQ, MongoDB, MSSQL) to EC2 and RDS.</w:t>
+        <w:t>Delivered a cloud migration against a tight 3-month deadline from on-premises Docker Swarm to AWS, migrating approximately 50 Java microservices (Java 11/17 LTS, Spring Boot 2.7/3.x, Payara 5/6) to Amazon EKS (Kubernetes 1.25–1.28) and approximately 15 distributed stateful platforms (Kafka, ZooKeeper, RabbitMQ, MongoDB, MSSQL) to EC2 and RDS.</w:t>
       </w:r>
     </w:p>
     <w:p>
@@ -920,7 +920,7 @@
           <w:sz w:val="19"/>
           <w:color w:val="334155"/>
         </w:rPr>
-        <w:t>Automated infrastructure provisioning using Terraform and AWS CDK with Go; integrated Datadog and ELK Stack monitoring across migrated workloads, and orchestrated MongoDB and MSSQL cutovers to AWS RDS.</w:t>
+        <w:t>Automated infrastructure provisioning using Terraform 1.x and AWS CDK v2 with Go; integrated Datadog and ELK Stack monitoring across migrated workloads, and orchestrated MongoDB and MSSQL cutovers to AWS RDS.</w:t>
       </w:r>
     </w:p>
     <w:p>
@@ -950,7 +950,7 @@
           <w:sz w:val="19"/>
           <w:color w:val="334155"/>
         </w:rPr>
-        <w:t>AWS (EKS, EC2, RDS, WAF, Shield), Docker Swarm, Terraform, AWS CDK (Go), Helmfile, ArgoCD, GitHub Actions, Datadog, ELK Stack, Apache Kafka, MongoDB, MSSQL, ZooKeeper, RabbitMQ, Java (Spring Boot, Payara), Ansible, among others.</w:t>
+        <w:t>AWS (EKS Kubernetes 1.25–1.28, EC2, RDS, WAF, Shield), Docker Swarm, Terraform 1.x, AWS CDK v2 (Go), Helmfile, ArgoCD, GitHub Actions, Datadog, ELK Stack, Apache Kafka, MongoDB, MSSQL, ZooKeeper, RabbitMQ, Java 11/17 LTS (Spring Boot 2.7/3.x, Payara 5/6), Ansible, among others.</w:t>
       </w:r>
     </w:p>
     <w:p>
@@ -1064,7 +1064,7 @@
           <w:sz w:val="19"/>
           <w:color w:val="334155"/>
         </w:rPr>
-        <w:t>Implemented Apache Kafka streaming pipelines utilizing custom Google Cloud Dataflow Flex Templates to stream real-time events into BigQuery and Pub/Sub.</w:t>
+        <w:t>Implemented Apache Kafka (v2.8/3.x) streaming pipelines utilizing custom Google Cloud Dataflow Flex Templates to stream real-time events into BigQuery and Pub/Sub.</w:t>
       </w:r>
     </w:p>
     <w:p>
@@ -1095,7 +1095,7 @@
           <w:sz w:val="19"/>
           <w:color w:val="334155"/>
         </w:rPr>
-        <w:t>Developed two proofs of concept, one on Google Cloud Platform (GCP) and another on Azure Kubernetes Service (AKS), to test HashiCorp Vault secrets management across multi-cloud environments.</w:t>
+        <w:t>Developed two proofs of concept, one on Google Cloud Platform (GCP) and another on Azure Kubernetes Service (AKS), to test HashiCorp Vault (v1.8+) secrets management across multi-cloud environments.</w:t>
       </w:r>
     </w:p>
     <w:p>
@@ -1156,7 +1156,7 @@
           <w:sz w:val="19"/>
           <w:color w:val="334155"/>
         </w:rPr>
-        <w:t>Google Cloud Platform (GKE, BigQuery, Dataflow, Pub/Sub), Azure (AKS, Storage, Monitor), AWS, Apache Kafka, HashiCorp Vault, Terraform, GitHub Actions, Grafana, Flex Templates, among others.</w:t>
+        <w:t>Google Cloud Platform (GKE, BigQuery, Dataflow, Pub/Sub), Azure (AKS, Storage, Monitor), AWS, Apache Kafka (v2.8/3.x), HashiCorp Vault (v1.8+), Terraform, GitHub Actions, Grafana, Flex Templates, among others.</w:t>
       </w:r>
     </w:p>
     <w:p>
@@ -1301,7 +1301,7 @@
           <w:sz w:val="19"/>
           <w:color w:val="334155"/>
         </w:rPr>
-        <w:t>Automated operational processes using PowerShell, reducing manual intervention and minimizing human error in Windows environments.</w:t>
+        <w:t>Automated operational processes using PowerShell 7 and 5.1, reducing manual intervention and minimizing human error across enterprise Windows Server 2019 environments.</w:t>
       </w:r>
     </w:p>
     <w:p>
@@ -1393,7 +1393,7 @@
           <w:sz w:val="19"/>
           <w:color w:val="334155"/>
         </w:rPr>
-        <w:t>Azure DevOps, PowerShell, Windows Server, Azure Monitoring &amp; Dashboards, Cloud Application Environments, CI/CD Pipelines, among others.</w:t>
+        <w:t>Azure DevOps, PowerShell 7 / 5.1, Windows Server 2019, Azure Monitoring &amp; Dashboards, Cloud Application Environments, CI/CD Pipelines, among others.</w:t>
       </w:r>
     </w:p>
     <w:p>
@@ -1538,7 +1538,7 @@
           <w:sz w:val="19"/>
           <w:color w:val="334155"/>
         </w:rPr>
-        <w:t>Engineered and managed resilient, highly available Kubernetes clusters in AWS Canada Central using kOps with least-privilege IAM security controls prior to regional EKS availability.</w:t>
+        <w:t>Engineered and managed resilient, highly available Kubernetes (v1.14/1.15) clusters in AWS Canada Central using kOps with least-privilege IAM security controls prior to regional EKS availability.</w:t>
       </w:r>
     </w:p>
     <w:p>
@@ -1568,7 +1568,7 @@
           <w:sz w:val="19"/>
           <w:color w:val="334155"/>
         </w:rPr>
-        <w:t>Google Cloud Platform, AWS, Kubernetes, kOps, Istio Service Mesh, Apigee Edge, Apigee Istio Adapter, Red Hat OpenShift, IAM, Linux, among others.</w:t>
+        <w:t>Google Cloud Platform, AWS (Canada Central), Kubernetes (v1.14/1.15), kOps, Istio Service Mesh, Apigee Edge, Apigee Istio Adapter (v1.4.1), Red Hat OpenShift, IAM, Linux, among others.</w:t>
       </w:r>
     </w:p>
     <w:p>
@@ -1682,7 +1682,7 @@
           <w:sz w:val="19"/>
           <w:color w:val="334155"/>
         </w:rPr>
-        <w:t>Reduced environment provisioning lead-time from 4 hours to 6 minutes (97.5% reduction) via Jenkins automation pipelines and AWS CLI scripting, eliminating human deployment errors.</w:t>
+        <w:t>Reduced environment provisioning lead-time from 4 hours to 6 minutes (97.5% reduction) via Jenkins 2.x automation pipelines and AWS CLI scripting, eliminating human deployment errors.</w:t>
       </w:r>
     </w:p>
     <w:p>
@@ -1775,7 +1775,7 @@
           <w:sz w:val="19"/>
           <w:color w:val="334155"/>
         </w:rPr>
-        <w:t>Worked on MLOps workflows using Amazon SageMaker and Kubeflow components.</w:t>
+        <w:t>Worked on MLOps workflows using Amazon SageMaker and Kubeflow (v0.3/0.4) components.</w:t>
       </w:r>
     </w:p>
     <w:p>
@@ -1805,7 +1805,7 @@
           <w:sz w:val="19"/>
           <w:color w:val="334155"/>
         </w:rPr>
-        <w:t>AWS (Lambda, API Gateway, EC2 Spot, CLI), GCP, Jenkins, Kubeflow, Amazon SageMaker, IEC 62443, ISO 27001, IoT Sensor Arrays, Python, Bash, among others.</w:t>
+        <w:t>AWS (Lambda, API Gateway, EC2 Spot, CLI), GCP, Jenkins 2.x, Kubeflow (v0.3/0.4), Amazon SageMaker, IEC 62443, ISO 27001, IoT Sensor Arrays, Python, Bash, among others.</w:t>
       </w:r>
     </w:p>
     <w:p>
@@ -1888,7 +1888,7 @@
           <w:sz w:val="19"/>
           <w:color w:val="334155"/>
         </w:rPr>
-        <w:t>Cut deployment cycles by 30% and AWS costs by 20%; engineered CI pipelines with XL-Release, Jenkins, and Docker; built streaming data transformations with Kafka, Flink, and Apache Spark.</w:t>
+        <w:t>Cut deployment cycles by 30% and AWS costs by 20%; engineered CI pipelines with XL-Release, Jenkins, and Docker (v1.12+); built streaming data transformations with Apache Kafka (0.10/0.11), Apache Flink 1.x, and Apache Spark 2.x.</w:t>
       </w:r>
     </w:p>
     <w:p>
@@ -1919,7 +1919,7 @@
           <w:sz w:val="19"/>
           <w:color w:val="334155"/>
         </w:rPr>
-        <w:t>Built automated Kafka data streaming platforms; automated deployment and server provisioning using Ansible, SaltStack, and Python; established HashiCorp Vault encryption for sensitive data.</w:t>
+        <w:t>Built automated Kafka data streaming platforms; automated deployment and server provisioning using Ansible 2.x, SaltStack, and Python; established HashiCorp Vault encryption for sensitive data.</w:t>
       </w:r>
     </w:p>
     <w:p>
@@ -1980,7 +1980,7 @@
           <w:sz w:val="19"/>
           <w:color w:val="334155"/>
         </w:rPr>
-        <w:t>AWS, Docker, Jenkins, XL-Release, Puppet, Ansible, SaltStack, Apache Kafka, Apache Spark, Apache Flink, HashiCorp Vault, ELK Stack, Python, Guidewire, among others.</w:t>
+        <w:t>AWS, Docker (v1.12+), Jenkins, XL-Release, Puppet, Ansible 2.x, SaltStack, Apache Kafka (0.10/0.11), Apache Spark 2.x, Apache Flink 1.x, HashiCorp Vault, ELK Stack, Python, Guidewire, among others.</w:t>
       </w:r>
     </w:p>
     <w:p>

--- a/MGarcia_CV_TechStack_2026.docx
+++ b/MGarcia_CV_TechStack_2026.docx
@@ -501,6 +501,99 @@
           <w:sz w:val="19"/>
           <w:color w:val="0F294A"/>
         </w:rPr>
+        <w:t xml:space="preserve">Internal AI Agent Platform (~30 Agents): </w:t>
+      </w:r>
+      <w:r>
+        <w:rPr>
+          <w:sz w:val="19"/>
+          <w:color w:val="334155"/>
+        </w:rPr>
+        <w:t>Architected and deployed an internal platform hosting approximately 30 autonomous AI agents adopted across engineering teams; automated operational workflows, incident triage, and cluster operations through deep integrations with Jira APIs and Kubernetes.</w:t>
+      </w:r>
+    </w:p>
+    <w:p>
+      <w:pPr>
+        <w:keepNext w:val="1"/>
+        <w:keepLines w:val="1"/>
+        <w:widowControl w:val="1"/>
+        <w:ind w:left="360" w:hanging="240"/>
+        <w:spacing w:before="0" w:after="40"/>
+      </w:pPr>
+      <w:r>
+        <w:rPr>
+          <w:sz w:val="19"/>
+          <w:color w:val="1E40AF"/>
+        </w:rPr>
+        <w:t xml:space="preserve">▪  </w:t>
+      </w:r>
+      <w:r>
+        <w:rPr>
+          <w:b/>
+          <w:sz w:val="19"/>
+          <w:color w:val="0F294A"/>
+        </w:rPr>
+        <w:t xml:space="preserve">AI-Driven CI/CD &amp; Security Gates: </w:t>
+      </w:r>
+      <w:r>
+        <w:rPr>
+          <w:sz w:val="19"/>
+          <w:color w:val="334155"/>
+        </w:rPr>
+        <w:t>Implemented AI-augmented CI/CD delivery pipelines incorporating model API validations, automated quality gates, and Retrieval-Augmented Generation (RAG); enforced strict security policies, deterministic guardrails, and approval gates to govern automated deployments.</w:t>
+      </w:r>
+    </w:p>
+    <w:p>
+      <w:pPr>
+        <w:keepNext w:val="1"/>
+        <w:keepLines w:val="1"/>
+        <w:widowControl w:val="1"/>
+        <w:ind w:left="360" w:hanging="240"/>
+        <w:spacing w:before="0" w:after="40"/>
+      </w:pPr>
+      <w:r>
+        <w:rPr>
+          <w:sz w:val="19"/>
+          <w:color w:val="1E40AF"/>
+        </w:rPr>
+        <w:t xml:space="preserve">▪  </w:t>
+      </w:r>
+      <w:r>
+        <w:rPr>
+          <w:b/>
+          <w:sz w:val="19"/>
+          <w:color w:val="0F294A"/>
+        </w:rPr>
+        <w:t xml:space="preserve">LLM Observability &amp; Telemetry: </w:t>
+      </w:r>
+      <w:r>
+        <w:rPr>
+          <w:sz w:val="19"/>
+          <w:color w:val="334155"/>
+        </w:rPr>
+        <w:t>Established comprehensive end-to-end LLM observability using LangSmith and OpenTelemetry correlated with APM and RUM metrics to monitor token consumption, inference latency, agent invocation traces, and application reliability.</w:t>
+      </w:r>
+    </w:p>
+    <w:p>
+      <w:pPr>
+        <w:keepNext w:val="1"/>
+        <w:keepLines w:val="1"/>
+        <w:widowControl w:val="1"/>
+        <w:ind w:left="360" w:hanging="240"/>
+        <w:spacing w:before="0" w:after="40"/>
+      </w:pPr>
+      <w:r>
+        <w:rPr>
+          <w:sz w:val="19"/>
+          <w:color w:val="1E40AF"/>
+        </w:rPr>
+        <w:t xml:space="preserve">▪  </w:t>
+      </w:r>
+      <w:r>
+        <w:rPr>
+          <w:b/>
+          <w:sz w:val="19"/>
+          <w:color w:val="0F294A"/>
+        </w:rPr>
         <w:t xml:space="preserve">Agentic Logistics &amp; Local LLM Tooling: </w:t>
       </w:r>
       <w:r>
@@ -508,7 +601,7 @@
           <w:sz w:val="19"/>
           <w:color w:val="334155"/>
         </w:rPr>
-        <w:t>Built Python 3.12 (FastAPI) microservices and an agentic logistics system using LangChain and Azure OpenAI to assign cargo to vessels based on dimensions, routes, and priorities, deployed on Azure Kubernetes Service (AKS); evaluated local LLM runtimes (DeepSeek-R1, Qwen 2.5) via Ollama with LangSmith tracing.</w:t>
+        <w:t>Built Python 3.12 (FastAPI) microservices and an agentic logistics system using LangChain and Azure OpenAI to assign cargo to vessels based on dimensions, routes, and priorities, deployed on Azure Kubernetes Service (AKS); evaluated local LLM runtimes (DeepSeek-R1, Qwen 2.5) via Ollama.</w:t>
       </w:r>
     </w:p>
     <w:p>
@@ -538,7 +631,7 @@
           <w:sz w:val="19"/>
           <w:color w:val="334155"/>
         </w:rPr>
-        <w:t>Amazon EKS (Kubernetes 1.30+), Azure AKS, Istio Service Mesh, ArgoCD, Terraform, Karpenter (v1.x), CyberArk Conjur OSS, External Secrets Operator, Python 3.12 (FastAPI), LangChain, Azure OpenAI, Ollama, DeepSeek-R1, Qwen 2.5, LangSmith, Prometheus, Envoy, among others.</w:t>
+        <w:t>Amazon EKS (Kubernetes 1.30+), Azure AKS, Istio Service Mesh, ArgoCD, Terraform, Karpenter (v1.x), CyberArk Conjur OSS, External Secrets Operator, Python 3.12 (FastAPI), LangChain, Azure OpenAI, Ollama, DeepSeek-R1, Qwen 2.5, LangSmith, OpenTelemetry, Prometheus, Grafana, APM/RUM, RAG, Jira API, Envoy, among others.</w:t>
       </w:r>
     </w:p>
     <w:p>

--- a/MGarcia_CV_TechStack_2026.docx
+++ b/MGarcia_CV_TechStack_2026.docx
@@ -650,7 +650,7 @@
           <w:sz w:val="21"/>
           <w:color w:val="0F294A"/>
         </w:rPr>
-        <w:t>Senior DevOps Engineer (Contract)</w:t>
+        <w:t>Senior DevOps &amp; SRE Consultant</w:t>
       </w:r>
       <w:r>
         <w:rPr>
@@ -665,7 +665,7 @@
           <w:sz w:val="20"/>
           <w:color w:val="1E40AF"/>
         </w:rPr>
-        <w:t>FirstVet</w:t>
+        <w:t>Contractor Independent</w:t>
       </w:r>
       <w:r>
         <w:tab/>
@@ -676,168 +676,14 @@
           <w:sz w:val="19"/>
           <w:color w:val="334155"/>
         </w:rPr>
-        <w:t>05/2024 – 12/2024</w:t>
+        <w:t>07/2020 – 12/2024</w:t>
       </w:r>
       <w:r>
         <w:rPr>
           <w:sz w:val="18"/>
           <w:color w:val="64748B"/>
         </w:rPr>
-        <w:t xml:space="preserve"> (Remote / Stockholm, Sweden)</w:t>
-      </w:r>
-    </w:p>
-    <w:p>
-      <w:pPr>
-        <w:keepNext w:val="1"/>
-        <w:keepLines w:val="1"/>
-        <w:widowControl w:val="1"/>
-        <w:ind w:left="360" w:hanging="240"/>
-        <w:spacing w:before="0" w:after="40"/>
-      </w:pPr>
-      <w:r>
-        <w:rPr>
-          <w:sz w:val="19"/>
-          <w:color w:val="1E40AF"/>
-        </w:rPr>
-        <w:t xml:space="preserve">▪  </w:t>
-      </w:r>
-      <w:r>
-        <w:rPr>
-          <w:b/>
-          <w:sz w:val="19"/>
-          <w:color w:val="0F294A"/>
-        </w:rPr>
-        <w:t xml:space="preserve">Aggressive Cloud Cost Optimization: </w:t>
-      </w:r>
-      <w:r>
-        <w:rPr>
-          <w:sz w:val="19"/>
-          <w:color w:val="334155"/>
-        </w:rPr>
-        <w:t>Spearheaded multi-tier AWS cost reduction strategies; implemented Compute Savings Plans and RDS Reserved Instances, replaced AWS Transfer Family with self-managed SFTP on EC2, and transitioned from ElastiCache Redis 7 to Valkey 7.2, generating substantial recurring cloud savings.</w:t>
-      </w:r>
-    </w:p>
-    <w:p>
-      <w:pPr>
-        <w:keepNext w:val="1"/>
-        <w:keepLines w:val="1"/>
-        <w:widowControl w:val="1"/>
-        <w:ind w:left="360" w:hanging="240"/>
-        <w:spacing w:before="0" w:after="40"/>
-      </w:pPr>
-      <w:r>
-        <w:rPr>
-          <w:sz w:val="19"/>
-          <w:color w:val="1E40AF"/>
-        </w:rPr>
-        <w:t xml:space="preserve">▪  </w:t>
-      </w:r>
-      <w:r>
-        <w:rPr>
-          <w:b/>
-          <w:sz w:val="19"/>
-          <w:color w:val="0F294A"/>
-        </w:rPr>
-        <w:t xml:space="preserve">Logging Architecture Revamp: </w:t>
-      </w:r>
-      <w:r>
-        <w:rPr>
-          <w:sz w:val="19"/>
-          <w:color w:val="334155"/>
-        </w:rPr>
-        <w:t>Eliminated redundant CloudWatch log ingestion expenses by redesigning log pipelines to route exclusively via Promtail and Loki 3.0 into centralized Grafana dashboards.</w:t>
-      </w:r>
-    </w:p>
-    <w:p>
-      <w:pPr>
-        <w:keepNext w:val="1"/>
-        <w:keepLines w:val="1"/>
-        <w:widowControl w:val="1"/>
-        <w:ind w:left="360" w:hanging="240"/>
-        <w:spacing w:before="0" w:after="40"/>
-      </w:pPr>
-      <w:r>
-        <w:rPr>
-          <w:sz w:val="19"/>
-          <w:color w:val="1E40AF"/>
-        </w:rPr>
-        <w:t xml:space="preserve">▪  </w:t>
-      </w:r>
-      <w:r>
-        <w:rPr>
-          <w:b/>
-          <w:sz w:val="19"/>
-          <w:color w:val="0F294A"/>
-        </w:rPr>
-        <w:t xml:space="preserve">Unified Observability &amp; FinOps Alerts: </w:t>
-      </w:r>
-      <w:r>
-        <w:rPr>
-          <w:sz w:val="19"/>
-          <w:color w:val="334155"/>
-        </w:rPr>
-        <w:t>Built comprehensive Grafana, Loki, Prometheus, and OpenTelemetry observability stacks with custom FinOps cost-allocation dashboards and real-time AWS Billing anomaly alerts.</w:t>
-      </w:r>
-    </w:p>
-    <w:p>
-      <w:pPr>
-        <w:keepNext w:val="1"/>
-        <w:keepLines w:val="1"/>
-        <w:widowControl w:val="1"/>
-        <w:ind w:left="360" w:hanging="240"/>
-        <w:spacing w:before="0" w:after="40"/>
-      </w:pPr>
-      <w:r>
-        <w:rPr>
-          <w:sz w:val="19"/>
-          <w:color w:val="1E40AF"/>
-        </w:rPr>
-        <w:t xml:space="preserve">▪  </w:t>
-      </w:r>
-      <w:r>
-        <w:rPr>
-          <w:b/>
-          <w:sz w:val="19"/>
-          <w:color w:val="0F294A"/>
-        </w:rPr>
-        <w:t xml:space="preserve">Infrastructure Automation: </w:t>
-      </w:r>
-      <w:r>
-        <w:rPr>
-          <w:sz w:val="19"/>
-          <w:color w:val="334155"/>
-        </w:rPr>
-        <w:t>Managed and provisioned Amazon ECS clusters and cloud networking resources with Pulumi and TypeScript.</w:t>
-      </w:r>
-    </w:p>
-    <w:p>
-      <w:pPr>
-        <w:keepLines w:val="1"/>
-        <w:widowControl w:val="1"/>
-        <w:ind w:left="360" w:hanging="240"/>
-        <w:spacing w:before="0" w:after="40"/>
-      </w:pPr>
-      <w:r>
-        <w:rPr>
-          <w:sz w:val="19"/>
-          <w:color w:val="1E40AF"/>
-        </w:rPr>
-        <w:t xml:space="preserve">▪  </w:t>
-      </w:r>
-      <w:r>
-        <w:rPr>
-          <w:b/>
-          <w:sz w:val="19"/>
-          <w:color w:val="0F294A"/>
-        </w:rPr>
-        <w:t xml:space="preserve">Technologies used: </w:t>
-      </w:r>
-      <w:r>
-        <w:rPr>
-          <w:sz w:val="19"/>
-          <w:color w:val="334155"/>
-        </w:rPr>
-        <w:t>AWS (ECS, EC2, RDS, ElastiCache, Billing, Transfer Family), Pulumi, TypeScript, Valkey 7.2, Redis 7, Grafana (v10/11), Loki 3.0, Promtail, Prometheus, OpenTelemetry, PowerShell 7, SQL Server, SFTP, among others.</w:t>
+        <w:t xml:space="preserve"> (Stockholm, Sweden)</w:t>
       </w:r>
     </w:p>
     <w:p>
@@ -848,30 +694,22 @@
         <w:tabs>
           <w:tab w:val="right" w:pos="10106"/>
         </w:tabs>
-        <w:spacing w:before="120" w:after="20"/>
-      </w:pPr>
-      <w:r>
-        <w:rPr>
-          <w:b/>
-          <w:sz w:val="21"/>
-          <w:color w:val="0F294A"/>
-        </w:rPr>
-        <w:t>Senior SRE &amp; DevOps Consultant (Expertake)</w:t>
-      </w:r>
-      <w:r>
-        <w:rPr>
+        <w:spacing w:before="90" w:after="20"/>
+      </w:pPr>
+      <w:r>
+        <w:rPr>
+          <w:b/>
           <w:sz w:val="20"/>
+          <w:color w:val="1E40AF"/>
+        </w:rPr>
+        <w:t>Assignment: FirstVet</w:t>
+      </w:r>
+      <w:r>
+        <w:rPr>
+          <w:sz w:val="19"/>
           <w:color w:val="64748B"/>
         </w:rPr>
-        <w:t xml:space="preserve"> | </w:t>
-      </w:r>
-      <w:r>
-        <w:rPr>
-          <w:b/>
-          <w:sz w:val="20"/>
-          <w:color w:val="1E40AF"/>
-        </w:rPr>
-        <w:t>Client: Arelion</w:t>
+        <w:t xml:space="preserve"> — Senior DevOps Engineer (Contract)</w:t>
       </w:r>
       <w:r>
         <w:tab/>
@@ -879,145 +717,139 @@
       <w:r>
         <w:rPr>
           <w:b/>
-          <w:sz w:val="19"/>
-          <w:color w:val="334155"/>
-        </w:rPr>
-        <w:t>09/2022 – 05/2024</w:t>
-      </w:r>
-      <w:r>
-        <w:rPr>
           <w:sz w:val="18"/>
-          <w:color w:val="64748B"/>
-        </w:rPr>
-        <w:t xml:space="preserve"> (Stockholm, Sweden)</w:t>
-      </w:r>
-    </w:p>
-    <w:p>
-      <w:pPr>
-        <w:keepNext w:val="1"/>
-        <w:keepLines w:val="1"/>
-        <w:widowControl w:val="1"/>
-        <w:ind w:left="360" w:hanging="240"/>
-        <w:spacing w:before="0" w:after="40"/>
-      </w:pPr>
-      <w:r>
-        <w:rPr>
-          <w:sz w:val="19"/>
-          <w:color w:val="1E40AF"/>
-        </w:rPr>
-        <w:t xml:space="preserve">▪  </w:t>
-      </w:r>
-      <w:r>
-        <w:rPr>
-          <w:b/>
-          <w:sz w:val="19"/>
-          <w:color w:val="0F294A"/>
-        </w:rPr>
-        <w:t xml:space="preserve">Mission-Critical Cloud Migration: </w:t>
-      </w:r>
-      <w:r>
-        <w:rPr>
-          <w:sz w:val="19"/>
-          <w:color w:val="334155"/>
-        </w:rPr>
-        <w:t>Delivered a cloud migration against a tight 3-month deadline from on-premises Docker Swarm to AWS, migrating approximately 50 Java microservices (Java 11/17 LTS, Spring Boot 2.7/3.x, Payara 5/6) to Amazon EKS (Kubernetes 1.25–1.28) and approximately 15 distributed stateful platforms (Kafka, ZooKeeper, RabbitMQ, MongoDB, MSSQL) to EC2 and RDS.</w:t>
-      </w:r>
-    </w:p>
-    <w:p>
-      <w:pPr>
-        <w:keepNext w:val="1"/>
-        <w:keepLines w:val="1"/>
-        <w:widowControl w:val="1"/>
-        <w:ind w:left="360" w:hanging="240"/>
-        <w:spacing w:before="0" w:after="40"/>
-      </w:pPr>
-      <w:r>
-        <w:rPr>
-          <w:sz w:val="19"/>
-          <w:color w:val="1E40AF"/>
-        </w:rPr>
-        <w:t xml:space="preserve">▪  </w:t>
-      </w:r>
-      <w:r>
-        <w:rPr>
-          <w:b/>
-          <w:sz w:val="19"/>
-          <w:color w:val="0F294A"/>
-        </w:rPr>
-        <w:t xml:space="preserve">GitOps &amp; Release Automation: </w:t>
-      </w:r>
-      <w:r>
-        <w:rPr>
-          <w:sz w:val="19"/>
-          <w:color w:val="334155"/>
-        </w:rPr>
-        <w:t>Implemented Helmfile and ArgoCD for version-controlled Kubernetes release management; engineered enterprise CI/CD workflows in GitHub Actions for Spring Boot and Payara microservices.</w:t>
-      </w:r>
-    </w:p>
-    <w:p>
-      <w:pPr>
-        <w:keepNext w:val="1"/>
-        <w:keepLines w:val="1"/>
-        <w:widowControl w:val="1"/>
-        <w:ind w:left="360" w:hanging="240"/>
-        <w:spacing w:before="0" w:after="40"/>
-      </w:pPr>
-      <w:r>
-        <w:rPr>
-          <w:sz w:val="19"/>
-          <w:color w:val="1E40AF"/>
-        </w:rPr>
-        <w:t xml:space="preserve">▪  </w:t>
-      </w:r>
-      <w:r>
-        <w:rPr>
-          <w:b/>
-          <w:sz w:val="19"/>
-          <w:color w:val="0F294A"/>
-        </w:rPr>
-        <w:t xml:space="preserve">Perimeter DevSecOps: </w:t>
-      </w:r>
-      <w:r>
-        <w:rPr>
-          <w:sz w:val="19"/>
-          <w:color w:val="334155"/>
-        </w:rPr>
-        <w:t>Strengthened infrastructure perimeter defenses in collaboration with Cybersecurity, establishing AWS WAF rules, Shield DDoS protection, Service Control Policies (SCPs), and IDS/IPS inspection.</w:t>
-      </w:r>
-    </w:p>
-    <w:p>
-      <w:pPr>
-        <w:keepNext w:val="1"/>
-        <w:keepLines w:val="1"/>
-        <w:widowControl w:val="1"/>
-        <w:ind w:left="360" w:hanging="240"/>
-        <w:spacing w:before="0" w:after="40"/>
-      </w:pPr>
-      <w:r>
-        <w:rPr>
-          <w:sz w:val="19"/>
-          <w:color w:val="1E40AF"/>
-        </w:rPr>
-        <w:t xml:space="preserve">▪  </w:t>
-      </w:r>
-      <w:r>
-        <w:rPr>
-          <w:b/>
-          <w:sz w:val="19"/>
-          <w:color w:val="0F294A"/>
-        </w:rPr>
-        <w:t xml:space="preserve">IaC, Observability &amp; Database Modernization: </w:t>
-      </w:r>
-      <w:r>
-        <w:rPr>
-          <w:sz w:val="19"/>
-          <w:color w:val="334155"/>
-        </w:rPr>
-        <w:t>Automated infrastructure provisioning using Terraform 1.x and AWS CDK v2 with Go; integrated Datadog and ELK Stack monitoring across migrated workloads, and orchestrated MongoDB and MSSQL cutovers to AWS RDS.</w:t>
-      </w:r>
-    </w:p>
-    <w:p>
-      <w:pPr>
+          <w:color w:val="475569"/>
+        </w:rPr>
+        <w:t>05/2024 – 12/2024</w:t>
+      </w:r>
+    </w:p>
+    <w:p>
+      <w:pPr>
+        <w:keepNext w:val="1"/>
+        <w:keepLines w:val="1"/>
+        <w:widowControl w:val="1"/>
+        <w:ind w:left="360" w:hanging="240"/>
+        <w:spacing w:before="0" w:after="40"/>
+      </w:pPr>
+      <w:r>
+        <w:rPr>
+          <w:sz w:val="19"/>
+          <w:color w:val="1E40AF"/>
+        </w:rPr>
+        <w:t xml:space="preserve">▪  </w:t>
+      </w:r>
+      <w:r>
+        <w:rPr>
+          <w:b/>
+          <w:sz w:val="19"/>
+          <w:color w:val="0F294A"/>
+        </w:rPr>
+        <w:t xml:space="preserve">Aggressive Cloud Cost Optimization: </w:t>
+      </w:r>
+      <w:r>
+        <w:rPr>
+          <w:sz w:val="19"/>
+          <w:color w:val="334155"/>
+        </w:rPr>
+        <w:t>Spearheaded multi-tier AWS cost reduction strategies; implemented Compute Savings Plans and RDS Reserved Instances, replaced AWS Transfer Family with self-managed SFTP on EC2, and transitioned from ElastiCache Redis 7 to Valkey 7.2, generating substantial recurring cloud savings.</w:t>
+      </w:r>
+    </w:p>
+    <w:p>
+      <w:pPr>
+        <w:keepNext w:val="1"/>
+        <w:keepLines w:val="1"/>
+        <w:widowControl w:val="1"/>
+        <w:ind w:left="360" w:hanging="240"/>
+        <w:spacing w:before="0" w:after="40"/>
+      </w:pPr>
+      <w:r>
+        <w:rPr>
+          <w:sz w:val="19"/>
+          <w:color w:val="1E40AF"/>
+        </w:rPr>
+        <w:t xml:space="preserve">▪  </w:t>
+      </w:r>
+      <w:r>
+        <w:rPr>
+          <w:b/>
+          <w:sz w:val="19"/>
+          <w:color w:val="0F294A"/>
+        </w:rPr>
+        <w:t xml:space="preserve">Logging Architecture Revamp: </w:t>
+      </w:r>
+      <w:r>
+        <w:rPr>
+          <w:sz w:val="19"/>
+          <w:color w:val="334155"/>
+        </w:rPr>
+        <w:t>Eliminated redundant CloudWatch log ingestion expenses by redesigning log pipelines to route exclusively via Promtail and Loki 3.0 into centralized Grafana dashboards.</w:t>
+      </w:r>
+    </w:p>
+    <w:p>
+      <w:pPr>
+        <w:keepNext w:val="1"/>
+        <w:keepLines w:val="1"/>
+        <w:widowControl w:val="1"/>
+        <w:ind w:left="360" w:hanging="240"/>
+        <w:spacing w:before="0" w:after="40"/>
+      </w:pPr>
+      <w:r>
+        <w:rPr>
+          <w:sz w:val="19"/>
+          <w:color w:val="1E40AF"/>
+        </w:rPr>
+        <w:t xml:space="preserve">▪  </w:t>
+      </w:r>
+      <w:r>
+        <w:rPr>
+          <w:b/>
+          <w:sz w:val="19"/>
+          <w:color w:val="0F294A"/>
+        </w:rPr>
+        <w:t xml:space="preserve">Unified Observability &amp; FinOps Alerts: </w:t>
+      </w:r>
+      <w:r>
+        <w:rPr>
+          <w:sz w:val="19"/>
+          <w:color w:val="334155"/>
+        </w:rPr>
+        <w:t>Built comprehensive Grafana, Loki, Prometheus, and OpenTelemetry observability stacks with custom FinOps cost-allocation dashboards and real-time AWS Billing anomaly alerts.</w:t>
+      </w:r>
+    </w:p>
+    <w:p>
+      <w:pPr>
+        <w:keepNext w:val="1"/>
+        <w:keepLines w:val="1"/>
+        <w:widowControl w:val="1"/>
+        <w:ind w:left="360" w:hanging="240"/>
+        <w:spacing w:before="0" w:after="40"/>
+      </w:pPr>
+      <w:r>
+        <w:rPr>
+          <w:sz w:val="19"/>
+          <w:color w:val="1E40AF"/>
+        </w:rPr>
+        <w:t xml:space="preserve">▪  </w:t>
+      </w:r>
+      <w:r>
+        <w:rPr>
+          <w:b/>
+          <w:sz w:val="19"/>
+          <w:color w:val="0F294A"/>
+        </w:rPr>
+        <w:t xml:space="preserve">Infrastructure Automation: </w:t>
+      </w:r>
+      <w:r>
+        <w:rPr>
+          <w:sz w:val="19"/>
+          <w:color w:val="334155"/>
+        </w:rPr>
+        <w:t>Managed and provisioned Amazon ECS clusters and cloud networking resources with Pulumi and TypeScript.</w:t>
+      </w:r>
+    </w:p>
+    <w:p>
+      <w:pPr>
+        <w:keepNext w:val="1"/>
         <w:keepLines w:val="1"/>
         <w:widowControl w:val="1"/>
         <w:ind w:left="360" w:hanging="240"/>
@@ -1043,7 +875,7 @@
           <w:sz w:val="19"/>
           <w:color w:val="334155"/>
         </w:rPr>
-        <w:t>AWS (EKS Kubernetes 1.25–1.28, EC2, RDS, WAF, Shield), Docker Swarm, Terraform 1.x, AWS CDK v2 (Go), Helmfile, ArgoCD, GitHub Actions, Datadog, ELK Stack, Apache Kafka, MongoDB, MSSQL, ZooKeeper, RabbitMQ, Java 11/17 LTS (Spring Boot 2.7/3.x, Payara 5/6), Ansible, among others.</w:t>
+        <w:t>AWS (ECS, EC2, RDS, ElastiCache, Billing, Transfer Family), Pulumi, TypeScript, Valkey 7.2, Redis 7, Grafana (v10/11), Loki 3.0, Promtail, Prometheus, OpenTelemetry, PowerShell 7, SQL Server, SFTP, among others.</w:t>
       </w:r>
     </w:p>
     <w:p>
@@ -1054,30 +886,22 @@
         <w:tabs>
           <w:tab w:val="right" w:pos="10106"/>
         </w:tabs>
-        <w:spacing w:before="120" w:after="20"/>
-      </w:pPr>
-      <w:r>
-        <w:rPr>
-          <w:b/>
-          <w:sz w:val="21"/>
-          <w:color w:val="0F294A"/>
-        </w:rPr>
-        <w:t>Senior DevOps &amp; Software Engineer</w:t>
-      </w:r>
-      <w:r>
-        <w:rPr>
+        <w:spacing w:before="90" w:after="20"/>
+      </w:pPr>
+      <w:r>
+        <w:rPr>
+          <w:b/>
           <w:sz w:val="20"/>
+          <w:color w:val="1E40AF"/>
+        </w:rPr>
+        <w:t>Assignment: Arelion (via Expertake)</w:t>
+      </w:r>
+      <w:r>
+        <w:rPr>
+          <w:sz w:val="19"/>
           <w:color w:val="64748B"/>
         </w:rPr>
-        <w:t xml:space="preserve"> | </w:t>
-      </w:r>
-      <w:r>
-        <w:rPr>
-          <w:b/>
-          <w:sz w:val="20"/>
-          <w:color w:val="1E40AF"/>
-        </w:rPr>
-        <w:t>H&amp;M Group</w:t>
+        <w:t xml:space="preserve"> — Senior SRE &amp; DevOps Consultant</w:t>
       </w:r>
       <w:r>
         <w:tab/>
@@ -1085,145 +909,139 @@
       <w:r>
         <w:rPr>
           <w:b/>
-          <w:sz w:val="19"/>
-          <w:color w:val="334155"/>
-        </w:rPr>
-        <w:t>03/2021 – 09/2022</w:t>
-      </w:r>
-      <w:r>
-        <w:rPr>
           <w:sz w:val="18"/>
-          <w:color w:val="64748B"/>
-        </w:rPr>
-        <w:t xml:space="preserve"> (Stockholm, Sweden)</w:t>
-      </w:r>
-    </w:p>
-    <w:p>
-      <w:pPr>
-        <w:keepNext w:val="1"/>
-        <w:keepLines w:val="1"/>
-        <w:widowControl w:val="1"/>
-        <w:ind w:left="360" w:hanging="240"/>
-        <w:spacing w:before="0" w:after="40"/>
-      </w:pPr>
-      <w:r>
-        <w:rPr>
-          <w:sz w:val="19"/>
-          <w:color w:val="1E40AF"/>
-        </w:rPr>
-        <w:t xml:space="preserve">▪  </w:t>
-      </w:r>
-      <w:r>
-        <w:rPr>
-          <w:b/>
-          <w:sz w:val="19"/>
-          <w:color w:val="0F294A"/>
-        </w:rPr>
-        <w:t xml:space="preserve">Data Mesh Proof of Concept: </w:t>
-      </w:r>
-      <w:r>
-        <w:rPr>
-          <w:sz w:val="19"/>
-          <w:color w:val="334155"/>
-        </w:rPr>
-        <w:t>Worked on a Google Cloud Data Mesh proof of concept and served as a technical reference for the planned migration of data assets from Azure Storage to Google BigQuery.</w:t>
-      </w:r>
-    </w:p>
-    <w:p>
-      <w:pPr>
-        <w:keepNext w:val="1"/>
-        <w:keepLines w:val="1"/>
-        <w:widowControl w:val="1"/>
-        <w:ind w:left="360" w:hanging="240"/>
-        <w:spacing w:before="0" w:after="40"/>
-      </w:pPr>
-      <w:r>
-        <w:rPr>
-          <w:sz w:val="19"/>
-          <w:color w:val="1E40AF"/>
-        </w:rPr>
-        <w:t xml:space="preserve">▪  </w:t>
-      </w:r>
-      <w:r>
-        <w:rPr>
-          <w:b/>
-          <w:sz w:val="19"/>
-          <w:color w:val="0F294A"/>
-        </w:rPr>
-        <w:t xml:space="preserve">Real-Time Streaming Pipelines: </w:t>
-      </w:r>
-      <w:r>
-        <w:rPr>
-          <w:sz w:val="19"/>
-          <w:color w:val="334155"/>
-        </w:rPr>
-        <w:t>Implemented Apache Kafka (v2.8/3.x) streaming pipelines utilizing custom Google Cloud Dataflow Flex Templates to stream real-time events into BigQuery and Pub/Sub.</w:t>
-      </w:r>
-    </w:p>
-    <w:p>
-      <w:pPr>
-        <w:keepNext w:val="1"/>
-        <w:keepLines w:val="1"/>
-        <w:widowControl w:val="1"/>
-        <w:ind w:left="360" w:hanging="240"/>
-        <w:spacing w:before="0" w:after="40"/>
-      </w:pPr>
-      <w:r>
-        <w:rPr>
-          <w:sz w:val="19"/>
-          <w:color w:val="1E40AF"/>
-        </w:rPr>
-        <w:t xml:space="preserve">▪  </w:t>
-      </w:r>
-      <w:r>
-        <w:rPr>
-          <w:b/>
-          <w:sz w:val="19"/>
-          <w:color w:val="0F294A"/>
-        </w:rPr>
-        <w:t xml:space="preserve">Multi-Cloud Secrets Management PoC: </w:t>
-      </w:r>
-      <w:r>
-        <w:rPr>
-          <w:sz w:val="19"/>
-          <w:color w:val="334155"/>
-        </w:rPr>
-        <w:t>Developed two proofs of concept, one on Google Cloud Platform (GCP) and another on Azure Kubernetes Service (AKS), to test HashiCorp Vault (v1.8+) secrets management across multi-cloud environments.</w:t>
-      </w:r>
-    </w:p>
-    <w:p>
-      <w:pPr>
-        <w:keepNext w:val="1"/>
-        <w:keepLines w:val="1"/>
-        <w:widowControl w:val="1"/>
-        <w:ind w:left="360" w:hanging="240"/>
-        <w:spacing w:before="0" w:after="40"/>
-      </w:pPr>
-      <w:r>
-        <w:rPr>
-          <w:sz w:val="19"/>
-          <w:color w:val="1E40AF"/>
-        </w:rPr>
-        <w:t xml:space="preserve">▪  </w:t>
-      </w:r>
-      <w:r>
-        <w:rPr>
-          <w:b/>
-          <w:sz w:val="19"/>
-          <w:color w:val="0F294A"/>
-        </w:rPr>
-        <w:t xml:space="preserve">Multi-Cloud CI/CD &amp; Telemetry: </w:t>
-      </w:r>
-      <w:r>
-        <w:rPr>
-          <w:sz w:val="19"/>
-          <w:color w:val="334155"/>
-        </w:rPr>
-        <w:t>Built reusable GitHub Actions workflows across GCP, Azure, and AWS; added Grafana dashboards and operational KPIs, and used Azure Monitor to improve application visibility.</w:t>
-      </w:r>
-    </w:p>
-    <w:p>
-      <w:pPr>
+          <w:color w:val="475569"/>
+        </w:rPr>
+        <w:t>09/2022 – 05/2024</w:t>
+      </w:r>
+    </w:p>
+    <w:p>
+      <w:pPr>
+        <w:keepNext w:val="1"/>
+        <w:keepLines w:val="1"/>
+        <w:widowControl w:val="1"/>
+        <w:ind w:left="360" w:hanging="240"/>
+        <w:spacing w:before="0" w:after="40"/>
+      </w:pPr>
+      <w:r>
+        <w:rPr>
+          <w:sz w:val="19"/>
+          <w:color w:val="1E40AF"/>
+        </w:rPr>
+        <w:t xml:space="preserve">▪  </w:t>
+      </w:r>
+      <w:r>
+        <w:rPr>
+          <w:b/>
+          <w:sz w:val="19"/>
+          <w:color w:val="0F294A"/>
+        </w:rPr>
+        <w:t xml:space="preserve">Mission-Critical Cloud Migration: </w:t>
+      </w:r>
+      <w:r>
+        <w:rPr>
+          <w:sz w:val="19"/>
+          <w:color w:val="334155"/>
+        </w:rPr>
+        <w:t>Delivered a cloud migration against a tight 3-month deadline from on-premises Docker Swarm to AWS, migrating approximately 50 Java microservices (Java 11/17 LTS, Spring Boot 2.7/3.x, Payara 5/6) to Amazon EKS (Kubernetes 1.25–1.28) and approximately 15 distributed stateful platforms (Kafka, ZooKeeper, RabbitMQ, MongoDB, MSSQL) to EC2 and RDS.</w:t>
+      </w:r>
+    </w:p>
+    <w:p>
+      <w:pPr>
+        <w:keepNext w:val="1"/>
+        <w:keepLines w:val="1"/>
+        <w:widowControl w:val="1"/>
+        <w:ind w:left="360" w:hanging="240"/>
+        <w:spacing w:before="0" w:after="40"/>
+      </w:pPr>
+      <w:r>
+        <w:rPr>
+          <w:sz w:val="19"/>
+          <w:color w:val="1E40AF"/>
+        </w:rPr>
+        <w:t xml:space="preserve">▪  </w:t>
+      </w:r>
+      <w:r>
+        <w:rPr>
+          <w:b/>
+          <w:sz w:val="19"/>
+          <w:color w:val="0F294A"/>
+        </w:rPr>
+        <w:t xml:space="preserve">GitOps &amp; Release Automation: </w:t>
+      </w:r>
+      <w:r>
+        <w:rPr>
+          <w:sz w:val="19"/>
+          <w:color w:val="334155"/>
+        </w:rPr>
+        <w:t>Implemented Helmfile and ArgoCD for version-controlled Kubernetes release management; engineered enterprise CI/CD workflows in GitHub Actions for Spring Boot and Payara microservices.</w:t>
+      </w:r>
+    </w:p>
+    <w:p>
+      <w:pPr>
+        <w:keepNext w:val="1"/>
+        <w:keepLines w:val="1"/>
+        <w:widowControl w:val="1"/>
+        <w:ind w:left="360" w:hanging="240"/>
+        <w:spacing w:before="0" w:after="40"/>
+      </w:pPr>
+      <w:r>
+        <w:rPr>
+          <w:sz w:val="19"/>
+          <w:color w:val="1E40AF"/>
+        </w:rPr>
+        <w:t xml:space="preserve">▪  </w:t>
+      </w:r>
+      <w:r>
+        <w:rPr>
+          <w:b/>
+          <w:sz w:val="19"/>
+          <w:color w:val="0F294A"/>
+        </w:rPr>
+        <w:t xml:space="preserve">Perimeter DevSecOps: </w:t>
+      </w:r>
+      <w:r>
+        <w:rPr>
+          <w:sz w:val="19"/>
+          <w:color w:val="334155"/>
+        </w:rPr>
+        <w:t>Strengthened infrastructure perimeter defenses in collaboration with Cybersecurity, establishing AWS WAF rules, Shield DDoS protection, Service Control Policies (SCPs), and IDS/IPS inspection.</w:t>
+      </w:r>
+    </w:p>
+    <w:p>
+      <w:pPr>
+        <w:keepNext w:val="1"/>
+        <w:keepLines w:val="1"/>
+        <w:widowControl w:val="1"/>
+        <w:ind w:left="360" w:hanging="240"/>
+        <w:spacing w:before="0" w:after="40"/>
+      </w:pPr>
+      <w:r>
+        <w:rPr>
+          <w:sz w:val="19"/>
+          <w:color w:val="1E40AF"/>
+        </w:rPr>
+        <w:t xml:space="preserve">▪  </w:t>
+      </w:r>
+      <w:r>
+        <w:rPr>
+          <w:b/>
+          <w:sz w:val="19"/>
+          <w:color w:val="0F294A"/>
+        </w:rPr>
+        <w:t xml:space="preserve">IaC, Observability &amp; Database Modernization: </w:t>
+      </w:r>
+      <w:r>
+        <w:rPr>
+          <w:sz w:val="19"/>
+          <w:color w:val="334155"/>
+        </w:rPr>
+        <w:t>Automated infrastructure provisioning using Terraform 1.x and AWS CDK v2 with Go; integrated Datadog and ELK Stack monitoring across migrated workloads, and orchestrated MongoDB and MSSQL cutovers to AWS RDS.</w:t>
+      </w:r>
+    </w:p>
+    <w:p>
+      <w:pPr>
+        <w:keepNext w:val="1"/>
         <w:keepLines w:val="1"/>
         <w:widowControl w:val="1"/>
         <w:ind w:left="360" w:hanging="240"/>
@@ -1249,7 +1067,7 @@
           <w:sz w:val="19"/>
           <w:color w:val="334155"/>
         </w:rPr>
-        <w:t>Google Cloud Platform (GKE, BigQuery, Dataflow, Pub/Sub), Azure (AKS, Storage, Monitor), AWS, Apache Kafka (v2.8/3.x), HashiCorp Vault (v1.8+), Terraform, GitHub Actions, Grafana, Flex Templates, among others.</w:t>
+        <w:t>AWS (EKS Kubernetes 1.25–1.28, EC2, RDS, WAF, Shield), Docker Swarm, Terraform 1.x, AWS CDK v2 (Go), Helmfile, ArgoCD, GitHub Actions, Datadog, ELK Stack, Apache Kafka, MongoDB, MSSQL, ZooKeeper, RabbitMQ, Java 11/17 LTS (Spring Boot 2.7/3.x, Payara 5/6), Ansible, among others.</w:t>
       </w:r>
     </w:p>
     <w:p>
@@ -1260,30 +1078,214 @@
         <w:tabs>
           <w:tab w:val="right" w:pos="10106"/>
         </w:tabs>
-        <w:spacing w:before="120" w:after="20"/>
-      </w:pPr>
-      <w:r>
-        <w:rPr>
-          <w:b/>
-          <w:sz w:val="21"/>
-          <w:color w:val="0F294A"/>
-        </w:rPr>
-        <w:t>Senior DevOps Chapter Leader</w:t>
-      </w:r>
-      <w:r>
-        <w:rPr>
+        <w:spacing w:before="90" w:after="20"/>
+      </w:pPr>
+      <w:r>
+        <w:rPr>
+          <w:b/>
           <w:sz w:val="20"/>
+          <w:color w:val="1E40AF"/>
+        </w:rPr>
+        <w:t>Assignment: H&amp;M Group</w:t>
+      </w:r>
+      <w:r>
+        <w:rPr>
+          <w:sz w:val="19"/>
           <w:color w:val="64748B"/>
         </w:rPr>
-        <w:t xml:space="preserve"> | </w:t>
-      </w:r>
+        <w:t xml:space="preserve"> — Senior DevOps &amp; Software Engineer</w:t>
+      </w:r>
+      <w:r>
+        <w:tab/>
+      </w:r>
+      <w:r>
+        <w:rPr>
+          <w:b/>
+          <w:sz w:val="18"/>
+          <w:color w:val="475569"/>
+        </w:rPr>
+        <w:t>03/2021 – 09/2022</w:t>
+      </w:r>
+    </w:p>
+    <w:p>
+      <w:pPr>
+        <w:keepNext w:val="1"/>
+        <w:keepLines w:val="1"/>
+        <w:widowControl w:val="1"/>
+        <w:ind w:left="360" w:hanging="240"/>
+        <w:spacing w:before="0" w:after="40"/>
+      </w:pPr>
+      <w:r>
+        <w:rPr>
+          <w:sz w:val="19"/>
+          <w:color w:val="1E40AF"/>
+        </w:rPr>
+        <w:t xml:space="preserve">▪  </w:t>
+      </w:r>
+      <w:r>
+        <w:rPr>
+          <w:b/>
+          <w:sz w:val="19"/>
+          <w:color w:val="0F294A"/>
+        </w:rPr>
+        <w:t xml:space="preserve">Data Mesh Proof of Concept: </w:t>
+      </w:r>
+      <w:r>
+        <w:rPr>
+          <w:sz w:val="19"/>
+          <w:color w:val="334155"/>
+        </w:rPr>
+        <w:t>Worked on a Google Cloud Data Mesh proof of concept and served as a technical reference for the planned migration of data assets from Azure Storage to Google BigQuery.</w:t>
+      </w:r>
+    </w:p>
+    <w:p>
+      <w:pPr>
+        <w:keepNext w:val="1"/>
+        <w:keepLines w:val="1"/>
+        <w:widowControl w:val="1"/>
+        <w:ind w:left="360" w:hanging="240"/>
+        <w:spacing w:before="0" w:after="40"/>
+      </w:pPr>
+      <w:r>
+        <w:rPr>
+          <w:sz w:val="19"/>
+          <w:color w:val="1E40AF"/>
+        </w:rPr>
+        <w:t xml:space="preserve">▪  </w:t>
+      </w:r>
+      <w:r>
+        <w:rPr>
+          <w:b/>
+          <w:sz w:val="19"/>
+          <w:color w:val="0F294A"/>
+        </w:rPr>
+        <w:t xml:space="preserve">Real-Time Streaming Pipelines: </w:t>
+      </w:r>
+      <w:r>
+        <w:rPr>
+          <w:sz w:val="19"/>
+          <w:color w:val="334155"/>
+        </w:rPr>
+        <w:t>Implemented Apache Kafka (v2.8/3.x) streaming pipelines utilizing custom Google Cloud Dataflow Flex Templates to stream real-time events into BigQuery and Pub/Sub.</w:t>
+      </w:r>
+    </w:p>
+    <w:p>
+      <w:pPr>
+        <w:keepNext w:val="1"/>
+        <w:keepLines w:val="1"/>
+        <w:widowControl w:val="1"/>
+        <w:ind w:left="360" w:hanging="240"/>
+        <w:spacing w:before="0" w:after="40"/>
+      </w:pPr>
+      <w:r>
+        <w:rPr>
+          <w:sz w:val="19"/>
+          <w:color w:val="1E40AF"/>
+        </w:rPr>
+        <w:t xml:space="preserve">▪  </w:t>
+      </w:r>
+      <w:r>
+        <w:rPr>
+          <w:b/>
+          <w:sz w:val="19"/>
+          <w:color w:val="0F294A"/>
+        </w:rPr>
+        <w:t xml:space="preserve">Multi-Cloud Secrets Management PoC: </w:t>
+      </w:r>
+      <w:r>
+        <w:rPr>
+          <w:sz w:val="19"/>
+          <w:color w:val="334155"/>
+        </w:rPr>
+        <w:t>Developed two proofs of concept, one on Google Cloud Platform (GCP) and another on Azure Kubernetes Service (AKS), to test HashiCorp Vault (v1.8+) secrets management across multi-cloud environments.</w:t>
+      </w:r>
+    </w:p>
+    <w:p>
+      <w:pPr>
+        <w:keepNext w:val="1"/>
+        <w:keepLines w:val="1"/>
+        <w:widowControl w:val="1"/>
+        <w:ind w:left="360" w:hanging="240"/>
+        <w:spacing w:before="0" w:after="40"/>
+      </w:pPr>
+      <w:r>
+        <w:rPr>
+          <w:sz w:val="19"/>
+          <w:color w:val="1E40AF"/>
+        </w:rPr>
+        <w:t xml:space="preserve">▪  </w:t>
+      </w:r>
+      <w:r>
+        <w:rPr>
+          <w:b/>
+          <w:sz w:val="19"/>
+          <w:color w:val="0F294A"/>
+        </w:rPr>
+        <w:t xml:space="preserve">Multi-Cloud CI/CD &amp; Telemetry: </w:t>
+      </w:r>
+      <w:r>
+        <w:rPr>
+          <w:sz w:val="19"/>
+          <w:color w:val="334155"/>
+        </w:rPr>
+        <w:t>Built reusable GitHub Actions workflows across GCP, Azure, and AWS; added Grafana dashboards and operational KPIs, and used Azure Monitor to improve application visibility.</w:t>
+      </w:r>
+    </w:p>
+    <w:p>
+      <w:pPr>
+        <w:keepNext w:val="1"/>
+        <w:keepLines w:val="1"/>
+        <w:widowControl w:val="1"/>
+        <w:ind w:left="360" w:hanging="240"/>
+        <w:spacing w:before="0" w:after="40"/>
+      </w:pPr>
+      <w:r>
+        <w:rPr>
+          <w:sz w:val="19"/>
+          <w:color w:val="1E40AF"/>
+        </w:rPr>
+        <w:t xml:space="preserve">▪  </w:t>
+      </w:r>
+      <w:r>
+        <w:rPr>
+          <w:b/>
+          <w:sz w:val="19"/>
+          <w:color w:val="0F294A"/>
+        </w:rPr>
+        <w:t xml:space="preserve">Technologies used: </w:t>
+      </w:r>
+      <w:r>
+        <w:rPr>
+          <w:sz w:val="19"/>
+          <w:color w:val="334155"/>
+        </w:rPr>
+        <w:t>Google Cloud Platform (GKE, BigQuery, Dataflow, Pub/Sub), Azure (AKS, Storage, Monitor), AWS, Apache Kafka (v2.8/3.x), HashiCorp Vault (v1.8+), Terraform, GitHub Actions, Grafana, Flex Templates, among others.</w:t>
+      </w:r>
+    </w:p>
+    <w:p>
+      <w:pPr>
+        <w:keepNext w:val="1"/>
+        <w:keepLines w:val="1"/>
+        <w:widowControl w:val="1"/>
+        <w:tabs>
+          <w:tab w:val="right" w:pos="10106"/>
+        </w:tabs>
+        <w:spacing w:before="90" w:after="20"/>
+      </w:pPr>
       <w:r>
         <w:rPr>
           <w:b/>
           <w:sz w:val="20"/>
           <w:color w:val="1E40AF"/>
         </w:rPr>
-        <w:t>Tele2</w:t>
+        <w:t>Assignment: Tele2</w:t>
+      </w:r>
+      <w:r>
+        <w:rPr>
+          <w:sz w:val="19"/>
+          <w:color w:val="64748B"/>
+        </w:rPr>
+        <w:t xml:space="preserve"> — Senior DevOps Chapter Leader</w:t>
       </w:r>
       <w:r>
         <w:tab/>
@@ -1291,17 +1293,10 @@
       <w:r>
         <w:rPr>
           <w:b/>
-          <w:sz w:val="19"/>
-          <w:color w:val="334155"/>
+          <w:sz w:val="18"/>
+          <w:color w:val="475569"/>
         </w:rPr>
         <w:t>07/2020 – 03/2021</w:t>
-      </w:r>
-      <w:r>
-        <w:rPr>
-          <w:sz w:val="18"/>
-          <w:color w:val="64748B"/>
-        </w:rPr>
-        <w:t xml:space="preserve"> (Stockholm, Sweden)</w:t>
       </w:r>
     </w:p>
     <w:p>

--- a/MGarcia_CV_TechStack_2026.docx
+++ b/MGarcia_CV_TechStack_2026.docx
@@ -2069,6 +2069,807 @@
           <w:color w:val="334155"/>
         </w:rPr>
         <w:t>AWS, Docker (v1.12+), Jenkins, XL-Release, Puppet, Ansible 2.x, SaltStack, Apache Kafka (0.10/0.11), Apache Spark 2.x, Apache Flink 1.x, HashiCorp Vault, ELK Stack, Python, Guidewire, among others.</w:t>
+      </w:r>
+    </w:p>
+    <w:p>
+      <w:pPr>
+        <w:keepNext w:val="1"/>
+        <w:keepLines w:val="1"/>
+        <w:widowControl w:val="1"/>
+        <w:pBdr>
+          <w:bottom w:val="single" w:sz="6" w:space="4" w:color="CBD5E1"/>
+        </w:pBdr>
+        <w:spacing w:before="180" w:after="80"/>
+      </w:pPr>
+      <w:r>
+        <w:rPr>
+          <w:b/>
+          <w:sz w:val="24"/>
+          <w:color w:val="0F294A"/>
+        </w:rPr>
+        <w:t>EARLIER CAREER &amp; SOFTWARE ENGINEERING (2005 – 2015)</w:t>
+      </w:r>
+    </w:p>
+    <w:p>
+      <w:pPr>
+        <w:keepNext w:val="1"/>
+        <w:keepLines w:val="1"/>
+        <w:widowControl w:val="1"/>
+        <w:tabs>
+          <w:tab w:val="right" w:pos="10106"/>
+        </w:tabs>
+        <w:spacing w:before="120" w:after="20"/>
+      </w:pPr>
+      <w:r>
+        <w:rPr>
+          <w:b/>
+          <w:sz w:val="21"/>
+          <w:color w:val="0F294A"/>
+        </w:rPr>
+        <w:t>Java Developer &amp; DevOps Specialist</w:t>
+      </w:r>
+      <w:r>
+        <w:rPr>
+          <w:sz w:val="20"/>
+          <w:color w:val="64748B"/>
+        </w:rPr>
+        <w:t xml:space="preserve"> | </w:t>
+      </w:r>
+      <w:r>
+        <w:rPr>
+          <w:b/>
+          <w:sz w:val="20"/>
+          <w:color w:val="1E40AF"/>
+        </w:rPr>
+        <w:t>BNP Paribas Cardif</w:t>
+      </w:r>
+      <w:r>
+        <w:tab/>
+      </w:r>
+      <w:r>
+        <w:rPr>
+          <w:b/>
+          <w:sz w:val="19"/>
+          <w:color w:val="334155"/>
+        </w:rPr>
+        <w:t>08/2014 – 02/2015</w:t>
+      </w:r>
+      <w:r>
+        <w:rPr>
+          <w:sz w:val="18"/>
+          <w:color w:val="64748B"/>
+        </w:rPr>
+        <w:t xml:space="preserve"> (Santiago, Chile)</w:t>
+      </w:r>
+    </w:p>
+    <w:p>
+      <w:pPr>
+        <w:keepNext w:val="1"/>
+        <w:keepLines w:val="1"/>
+        <w:widowControl w:val="1"/>
+        <w:ind w:left="360" w:hanging="240"/>
+        <w:spacing w:before="0" w:after="40"/>
+      </w:pPr>
+      <w:r>
+        <w:rPr>
+          <w:sz w:val="19"/>
+          <w:color w:val="1E40AF"/>
+        </w:rPr>
+        <w:t xml:space="preserve">▪  </w:t>
+      </w:r>
+      <w:r>
+        <w:rPr>
+          <w:b/>
+          <w:sz w:val="19"/>
+          <w:color w:val="0F294A"/>
+        </w:rPr>
+        <w:t xml:space="preserve">Application Architecture &amp; Microservices: </w:t>
+      </w:r>
+      <w:r>
+        <w:rPr>
+          <w:sz w:val="19"/>
+          <w:color w:val="334155"/>
+        </w:rPr>
+        <w:t>Engineered backend microservices with Node.js and Java (Spring Boot) integrated with Oracle PL/SQL stored procedures.</w:t>
+      </w:r>
+    </w:p>
+    <w:p>
+      <w:pPr>
+        <w:keepNext w:val="1"/>
+        <w:keepLines w:val="1"/>
+        <w:widowControl w:val="1"/>
+        <w:ind w:left="360" w:hanging="240"/>
+        <w:spacing w:before="0" w:after="40"/>
+      </w:pPr>
+      <w:r>
+        <w:rPr>
+          <w:sz w:val="19"/>
+          <w:color w:val="1E40AF"/>
+        </w:rPr>
+        <w:t xml:space="preserve">▪  </w:t>
+      </w:r>
+      <w:r>
+        <w:rPr>
+          <w:b/>
+          <w:sz w:val="19"/>
+          <w:color w:val="0F294A"/>
+        </w:rPr>
+        <w:t xml:space="preserve">Enterprise JEE Engineering: </w:t>
+      </w:r>
+      <w:r>
+        <w:rPr>
+          <w:sz w:val="19"/>
+          <w:color w:val="334155"/>
+        </w:rPr>
+        <w:t>Designed, developed, and deployed enterprise integration services using J2EE, Spring, Hibernate, Web Services (SOAP/REST), and Maven.</w:t>
+      </w:r>
+    </w:p>
+    <w:p>
+      <w:pPr>
+        <w:keepNext w:val="1"/>
+        <w:keepLines w:val="1"/>
+        <w:widowControl w:val="1"/>
+        <w:ind w:left="360" w:hanging="240"/>
+        <w:spacing w:before="0" w:after="40"/>
+      </w:pPr>
+      <w:r>
+        <w:rPr>
+          <w:sz w:val="19"/>
+          <w:color w:val="1E40AF"/>
+        </w:rPr>
+        <w:t xml:space="preserve">▪  </w:t>
+      </w:r>
+      <w:r>
+        <w:rPr>
+          <w:b/>
+          <w:sz w:val="19"/>
+          <w:color w:val="0F294A"/>
+        </w:rPr>
+        <w:t xml:space="preserve">DevOps POC &amp; Streaming Platform: </w:t>
+      </w:r>
+      <w:r>
+        <w:rPr>
+          <w:sz w:val="19"/>
+          <w:color w:val="334155"/>
+        </w:rPr>
+        <w:t>Spearheaded Cardif's initial DevOps continuous integration POC utilizing Jenkins, Chef, Linux, SonarQube, Git, Artifactory, and Selenium; configured and administered Apache Kafka clusters.</w:t>
+      </w:r>
+    </w:p>
+    <w:p>
+      <w:pPr>
+        <w:keepLines w:val="1"/>
+        <w:widowControl w:val="1"/>
+        <w:ind w:left="360" w:hanging="240"/>
+        <w:spacing w:before="0" w:after="40"/>
+      </w:pPr>
+      <w:r>
+        <w:rPr>
+          <w:sz w:val="19"/>
+          <w:color w:val="1E40AF"/>
+        </w:rPr>
+        <w:t xml:space="preserve">▪  </w:t>
+      </w:r>
+      <w:r>
+        <w:rPr>
+          <w:b/>
+          <w:sz w:val="19"/>
+          <w:color w:val="0F294A"/>
+        </w:rPr>
+        <w:t xml:space="preserve">Technologies used: </w:t>
+      </w:r>
+      <w:r>
+        <w:rPr>
+          <w:sz w:val="19"/>
+          <w:color w:val="334155"/>
+        </w:rPr>
+        <w:t>Java (Spring Boot, J2EE), Node.js, Spring, Hibernate, Oracle PL/SQL, Apache Kafka, Jenkins, Chef, Git, Linux, Maven, among others.</w:t>
+      </w:r>
+    </w:p>
+    <w:p>
+      <w:pPr>
+        <w:keepNext w:val="1"/>
+        <w:keepLines w:val="1"/>
+        <w:widowControl w:val="1"/>
+        <w:tabs>
+          <w:tab w:val="right" w:pos="10106"/>
+        </w:tabs>
+        <w:spacing w:before="120" w:after="20"/>
+      </w:pPr>
+      <w:r>
+        <w:rPr>
+          <w:b/>
+          <w:sz w:val="21"/>
+          <w:color w:val="0F294A"/>
+        </w:rPr>
+        <w:t>Java Consultant &amp; Software Engineer</w:t>
+      </w:r>
+      <w:r>
+        <w:rPr>
+          <w:sz w:val="20"/>
+          <w:color w:val="64748B"/>
+        </w:rPr>
+        <w:t xml:space="preserve"> | </w:t>
+      </w:r>
+      <w:r>
+        <w:rPr>
+          <w:b/>
+          <w:sz w:val="20"/>
+          <w:color w:val="1E40AF"/>
+        </w:rPr>
+        <w:t>JPMorgan</w:t>
+      </w:r>
+      <w:r>
+        <w:tab/>
+      </w:r>
+      <w:r>
+        <w:rPr>
+          <w:b/>
+          <w:sz w:val="19"/>
+          <w:color w:val="334155"/>
+        </w:rPr>
+        <w:t>05/2013 – 05/2014</w:t>
+      </w:r>
+      <w:r>
+        <w:rPr>
+          <w:sz w:val="18"/>
+          <w:color w:val="64748B"/>
+        </w:rPr>
+        <w:t xml:space="preserve"> (Santiago, Chile)</w:t>
+      </w:r>
+    </w:p>
+    <w:p>
+      <w:pPr>
+        <w:keepNext w:val="1"/>
+        <w:keepLines w:val="1"/>
+        <w:widowControl w:val="1"/>
+        <w:ind w:left="360" w:hanging="240"/>
+        <w:spacing w:before="0" w:after="40"/>
+      </w:pPr>
+      <w:r>
+        <w:rPr>
+          <w:sz w:val="19"/>
+          <w:color w:val="1E40AF"/>
+        </w:rPr>
+        <w:t xml:space="preserve">▪  </w:t>
+      </w:r>
+      <w:r>
+        <w:rPr>
+          <w:b/>
+          <w:sz w:val="19"/>
+          <w:color w:val="0F294A"/>
+        </w:rPr>
+        <w:t xml:space="preserve">Core Banking JEE Development: </w:t>
+      </w:r>
+      <w:r>
+        <w:rPr>
+          <w:sz w:val="19"/>
+          <w:color w:val="334155"/>
+        </w:rPr>
+        <w:t>Developed and supported mission-critical JEE applications using Spring, Hibernate, JMS messaging queues, Hermes, Pentaho, and Oracle 11g.</w:t>
+      </w:r>
+    </w:p>
+    <w:p>
+      <w:pPr>
+        <w:keepNext w:val="1"/>
+        <w:keepLines w:val="1"/>
+        <w:widowControl w:val="1"/>
+        <w:ind w:left="360" w:hanging="240"/>
+        <w:spacing w:before="0" w:after="40"/>
+      </w:pPr>
+      <w:r>
+        <w:rPr>
+          <w:sz w:val="19"/>
+          <w:color w:val="1E40AF"/>
+        </w:rPr>
+        <w:t xml:space="preserve">▪  </w:t>
+      </w:r>
+      <w:r>
+        <w:rPr>
+          <w:b/>
+          <w:sz w:val="19"/>
+          <w:color w:val="0F294A"/>
+        </w:rPr>
+        <w:t xml:space="preserve">Production Reliability &amp; Release Engineering: </w:t>
+      </w:r>
+      <w:r>
+        <w:rPr>
+          <w:sz w:val="19"/>
+          <w:color w:val="334155"/>
+        </w:rPr>
+        <w:t>Provided 24/7 production environment support, executing scheduled releases, hotfixes, patches, and Oracle PL/SQL stored procedures.</w:t>
+      </w:r>
+    </w:p>
+    <w:p>
+      <w:pPr>
+        <w:keepLines w:val="1"/>
+        <w:widowControl w:val="1"/>
+        <w:ind w:left="360" w:hanging="240"/>
+        <w:spacing w:before="0" w:after="40"/>
+      </w:pPr>
+      <w:r>
+        <w:rPr>
+          <w:sz w:val="19"/>
+          <w:color w:val="1E40AF"/>
+        </w:rPr>
+        <w:t xml:space="preserve">▪  </w:t>
+      </w:r>
+      <w:r>
+        <w:rPr>
+          <w:b/>
+          <w:sz w:val="19"/>
+          <w:color w:val="0F294A"/>
+        </w:rPr>
+        <w:t xml:space="preserve">Technologies used: </w:t>
+      </w:r>
+      <w:r>
+        <w:rPr>
+          <w:sz w:val="19"/>
+          <w:color w:val="334155"/>
+        </w:rPr>
+        <w:t>Java JEE, Spring, Hibernate, JMS, Hermes, Pentaho, Oracle 11g, PL/SQL Developer, Maven, Linux, among others.</w:t>
+      </w:r>
+    </w:p>
+    <w:p>
+      <w:pPr>
+        <w:keepNext w:val="1"/>
+        <w:keepLines w:val="1"/>
+        <w:widowControl w:val="1"/>
+        <w:tabs>
+          <w:tab w:val="right" w:pos="10106"/>
+        </w:tabs>
+        <w:spacing w:before="120" w:after="20"/>
+      </w:pPr>
+      <w:r>
+        <w:rPr>
+          <w:b/>
+          <w:sz w:val="21"/>
+          <w:color w:val="0F294A"/>
+        </w:rPr>
+        <w:t>Technical Specialist &amp; Integration Lead</w:t>
+      </w:r>
+      <w:r>
+        <w:rPr>
+          <w:sz w:val="20"/>
+          <w:color w:val="64748B"/>
+        </w:rPr>
+        <w:t xml:space="preserve"> | </w:t>
+      </w:r>
+      <w:r>
+        <w:rPr>
+          <w:b/>
+          <w:sz w:val="20"/>
+          <w:color w:val="1E40AF"/>
+        </w:rPr>
+        <w:t>InterSystems</w:t>
+      </w:r>
+      <w:r>
+        <w:tab/>
+      </w:r>
+      <w:r>
+        <w:rPr>
+          <w:b/>
+          <w:sz w:val="19"/>
+          <w:color w:val="334155"/>
+        </w:rPr>
+        <w:t>02/2009 – 04/2013</w:t>
+      </w:r>
+      <w:r>
+        <w:rPr>
+          <w:sz w:val="18"/>
+          <w:color w:val="64748B"/>
+        </w:rPr>
+        <w:t xml:space="preserve"> (Boston, USA • Sydney, AU • Chile)</w:t>
+      </w:r>
+    </w:p>
+    <w:p>
+      <w:pPr>
+        <w:keepNext w:val="1"/>
+        <w:keepLines w:val="1"/>
+        <w:widowControl w:val="1"/>
+        <w:ind w:left="360" w:hanging="240"/>
+        <w:spacing w:before="0" w:after="40"/>
+      </w:pPr>
+      <w:r>
+        <w:rPr>
+          <w:sz w:val="19"/>
+          <w:color w:val="1E40AF"/>
+        </w:rPr>
+        <w:t xml:space="preserve">▪  </w:t>
+      </w:r>
+      <w:r>
+        <w:rPr>
+          <w:b/>
+          <w:sz w:val="19"/>
+          <w:color w:val="0F294A"/>
+        </w:rPr>
+        <w:t xml:space="preserve">Nationwide SIDRA Healthcare Platform: </w:t>
+      </w:r>
+      <w:r>
+        <w:rPr>
+          <w:sz w:val="19"/>
+          <w:color w:val="334155"/>
+        </w:rPr>
+        <w:t>Served as core technical reference for the Chilean Ministry of Health SIDRA platform deployed across 27 Health Services nationwide, developing in Caché ObjectScript.</w:t>
+      </w:r>
+    </w:p>
+    <w:p>
+      <w:pPr>
+        <w:keepNext w:val="1"/>
+        <w:keepLines w:val="1"/>
+        <w:widowControl w:val="1"/>
+        <w:ind w:left="360" w:hanging="240"/>
+        <w:spacing w:before="0" w:after="40"/>
+      </w:pPr>
+      <w:r>
+        <w:rPr>
+          <w:sz w:val="19"/>
+          <w:color w:val="1E40AF"/>
+        </w:rPr>
+        <w:t xml:space="preserve">▪  </w:t>
+      </w:r>
+      <w:r>
+        <w:rPr>
+          <w:b/>
+          <w:sz w:val="19"/>
+          <w:color w:val="0F294A"/>
+        </w:rPr>
+        <w:t xml:space="preserve">Healthcare Interoperability &amp; Standards: </w:t>
+      </w:r>
+      <w:r>
+        <w:rPr>
+          <w:sz w:val="19"/>
+          <w:color w:val="334155"/>
+        </w:rPr>
+        <w:t>Led technical standards and integration architecture for external clinical systems (RIS-PACS, FONASA) utilizing HL7 and DICOM communication protocols.</w:t>
+      </w:r>
+    </w:p>
+    <w:p>
+      <w:pPr>
+        <w:keepNext w:val="1"/>
+        <w:keepLines w:val="1"/>
+        <w:widowControl w:val="1"/>
+        <w:ind w:left="360" w:hanging="240"/>
+        <w:spacing w:before="0" w:after="40"/>
+      </w:pPr>
+      <w:r>
+        <w:rPr>
+          <w:sz w:val="19"/>
+          <w:color w:val="1E40AF"/>
+        </w:rPr>
+        <w:t xml:space="preserve">▪  </w:t>
+      </w:r>
+      <w:r>
+        <w:rPr>
+          <w:b/>
+          <w:sz w:val="19"/>
+          <w:color w:val="0F294A"/>
+        </w:rPr>
+        <w:t xml:space="preserve">Hospital Information Systems (HIS): </w:t>
+      </w:r>
+      <w:r>
+        <w:rPr>
+          <w:sz w:val="19"/>
+          <w:color w:val="334155"/>
+        </w:rPr>
+        <w:t>Supervised and coordinated system integrations for the Military Hospital of Santiago HIS deployment.</w:t>
+      </w:r>
+    </w:p>
+    <w:p>
+      <w:pPr>
+        <w:keepLines w:val="1"/>
+        <w:widowControl w:val="1"/>
+        <w:ind w:left="360" w:hanging="240"/>
+        <w:spacing w:before="0" w:after="40"/>
+      </w:pPr>
+      <w:r>
+        <w:rPr>
+          <w:sz w:val="19"/>
+          <w:color w:val="1E40AF"/>
+        </w:rPr>
+        <w:t xml:space="preserve">▪  </w:t>
+      </w:r>
+      <w:r>
+        <w:rPr>
+          <w:b/>
+          <w:sz w:val="19"/>
+          <w:color w:val="0F294A"/>
+        </w:rPr>
+        <w:t xml:space="preserve">Technologies used: </w:t>
+      </w:r>
+      <w:r>
+        <w:rPr>
+          <w:sz w:val="19"/>
+          <w:color w:val="334155"/>
+        </w:rPr>
+        <w:t>InterSystems Caché, ObjectScript, DICOM, HL7, Healthcare Information Systems (HIS), RIS-PACS, FONASA, XML, Linux, among others.</w:t>
+      </w:r>
+    </w:p>
+    <w:p>
+      <w:pPr>
+        <w:keepNext w:val="1"/>
+        <w:keepLines w:val="1"/>
+        <w:widowControl w:val="1"/>
+        <w:tabs>
+          <w:tab w:val="right" w:pos="10106"/>
+        </w:tabs>
+        <w:spacing w:before="120" w:after="20"/>
+      </w:pPr>
+      <w:r>
+        <w:rPr>
+          <w:b/>
+          <w:sz w:val="21"/>
+          <w:color w:val="0F294A"/>
+        </w:rPr>
+        <w:t>Head Developer</w:t>
+      </w:r>
+      <w:r>
+        <w:rPr>
+          <w:sz w:val="20"/>
+          <w:color w:val="64748B"/>
+        </w:rPr>
+        <w:t xml:space="preserve"> | </w:t>
+      </w:r>
+      <w:r>
+        <w:rPr>
+          <w:b/>
+          <w:sz w:val="20"/>
+          <w:color w:val="1E40AF"/>
+        </w:rPr>
+        <w:t>PowerMedia</w:t>
+      </w:r>
+      <w:r>
+        <w:tab/>
+      </w:r>
+      <w:r>
+        <w:rPr>
+          <w:b/>
+          <w:sz w:val="19"/>
+          <w:color w:val="334155"/>
+        </w:rPr>
+        <w:t>01/2008 – 01/2009</w:t>
+      </w:r>
+      <w:r>
+        <w:rPr>
+          <w:sz w:val="18"/>
+          <w:color w:val="64748B"/>
+        </w:rPr>
+        <w:t xml:space="preserve"> (Santiago, Chile)</w:t>
+      </w:r>
+    </w:p>
+    <w:p>
+      <w:pPr>
+        <w:keepNext w:val="1"/>
+        <w:keepLines w:val="1"/>
+        <w:widowControl w:val="1"/>
+        <w:ind w:left="360" w:hanging="240"/>
+        <w:spacing w:before="0" w:after="40"/>
+      </w:pPr>
+      <w:r>
+        <w:rPr>
+          <w:sz w:val="19"/>
+          <w:color w:val="1E40AF"/>
+        </w:rPr>
+        <w:t xml:space="preserve">▪  </w:t>
+      </w:r>
+      <w:r>
+        <w:rPr>
+          <w:b/>
+          <w:sz w:val="19"/>
+          <w:color w:val="0F294A"/>
+        </w:rPr>
+        <w:t xml:space="preserve">Enterprise System Architecture: </w:t>
+      </w:r>
+      <w:r>
+        <w:rPr>
+          <w:sz w:val="19"/>
+          <w:color w:val="334155"/>
+        </w:rPr>
+        <w:t>Architected and delivered web systems using Python, Java, Flex, PHP, MySQL, PostgreSQL, and Oracle for enterprise clients including Mattel, Michelin, and Coca-Cola.</w:t>
+      </w:r>
+    </w:p>
+    <w:p>
+      <w:pPr>
+        <w:keepNext w:val="1"/>
+        <w:keepLines w:val="1"/>
+        <w:widowControl w:val="1"/>
+        <w:ind w:left="360" w:hanging="240"/>
+        <w:spacing w:before="0" w:after="40"/>
+      </w:pPr>
+      <w:r>
+        <w:rPr>
+          <w:sz w:val="19"/>
+          <w:color w:val="1E40AF"/>
+        </w:rPr>
+        <w:t xml:space="preserve">▪  </w:t>
+      </w:r>
+      <w:r>
+        <w:rPr>
+          <w:b/>
+          <w:sz w:val="19"/>
+          <w:color w:val="0F294A"/>
+        </w:rPr>
+        <w:t xml:space="preserve">Infrastructure &amp; Public Sector Consulting: </w:t>
+      </w:r>
+      <w:r>
+        <w:rPr>
+          <w:sz w:val="19"/>
+          <w:color w:val="334155"/>
+        </w:rPr>
+        <w:t>Administered Linux servers and development networking; delivered a web application for the Ministry of Work (04/2008 – 07/2008) for social reform benefits administration using PHP and PostgreSQL.</w:t>
+      </w:r>
+    </w:p>
+    <w:p>
+      <w:pPr>
+        <w:keepLines w:val="1"/>
+        <w:widowControl w:val="1"/>
+        <w:ind w:left="360" w:hanging="240"/>
+        <w:spacing w:before="0" w:after="40"/>
+      </w:pPr>
+      <w:r>
+        <w:rPr>
+          <w:sz w:val="19"/>
+          <w:color w:val="1E40AF"/>
+        </w:rPr>
+        <w:t xml:space="preserve">▪  </w:t>
+      </w:r>
+      <w:r>
+        <w:rPr>
+          <w:b/>
+          <w:sz w:val="19"/>
+          <w:color w:val="0F294A"/>
+        </w:rPr>
+        <w:t xml:space="preserve">Technologies used: </w:t>
+      </w:r>
+      <w:r>
+        <w:rPr>
+          <w:sz w:val="19"/>
+          <w:color w:val="334155"/>
+        </w:rPr>
+        <w:t>Python, Java, PHP, Flex, MySQL, PostgreSQL, Oracle, Linux Administration, Networking, among others.</w:t>
+      </w:r>
+    </w:p>
+    <w:p>
+      <w:pPr>
+        <w:keepNext w:val="1"/>
+        <w:keepLines w:val="1"/>
+        <w:widowControl w:val="1"/>
+        <w:tabs>
+          <w:tab w:val="right" w:pos="10106"/>
+        </w:tabs>
+        <w:spacing w:before="120" w:after="20"/>
+      </w:pPr>
+      <w:r>
+        <w:rPr>
+          <w:b/>
+          <w:sz w:val="21"/>
+          <w:color w:val="0F294A"/>
+        </w:rPr>
+        <w:t>SysAdmin &amp; Lead Java Developer</w:t>
+      </w:r>
+      <w:r>
+        <w:rPr>
+          <w:sz w:val="20"/>
+          <w:color w:val="64748B"/>
+        </w:rPr>
+        <w:t xml:space="preserve"> | </w:t>
+      </w:r>
+      <w:r>
+        <w:rPr>
+          <w:b/>
+          <w:sz w:val="20"/>
+          <w:color w:val="1E40AF"/>
+        </w:rPr>
+        <w:t>OAKS Agency</w:t>
+      </w:r>
+      <w:r>
+        <w:tab/>
+      </w:r>
+      <w:r>
+        <w:rPr>
+          <w:b/>
+          <w:sz w:val="19"/>
+          <w:color w:val="334155"/>
+        </w:rPr>
+        <w:t>01/2005 – 12/2007</w:t>
+      </w:r>
+      <w:r>
+        <w:rPr>
+          <w:sz w:val="18"/>
+          <w:color w:val="64748B"/>
+        </w:rPr>
+        <w:t xml:space="preserve"> (Santiago, Chile)</w:t>
+      </w:r>
+    </w:p>
+    <w:p>
+      <w:pPr>
+        <w:keepNext w:val="1"/>
+        <w:keepLines w:val="1"/>
+        <w:widowControl w:val="1"/>
+        <w:ind w:left="360" w:hanging="240"/>
+        <w:spacing w:before="0" w:after="40"/>
+      </w:pPr>
+      <w:r>
+        <w:rPr>
+          <w:sz w:val="19"/>
+          <w:color w:val="1E40AF"/>
+        </w:rPr>
+        <w:t xml:space="preserve">▪  </w:t>
+      </w:r>
+      <w:r>
+        <w:rPr>
+          <w:b/>
+          <w:sz w:val="19"/>
+          <w:color w:val="0F294A"/>
+        </w:rPr>
+        <w:t xml:space="preserve">Infrastructure &amp; Storage Administration: </w:t>
+      </w:r>
+      <w:r>
+        <w:rPr>
+          <w:sz w:val="19"/>
+          <w:color w:val="334155"/>
+        </w:rPr>
+        <w:t>Administered corporate Linux servers, network switches, routers, security perimeters, and hardware RAID (Type 3 &amp; 5) disk arrays.</w:t>
+      </w:r>
+    </w:p>
+    <w:p>
+      <w:pPr>
+        <w:keepNext w:val="1"/>
+        <w:keepLines w:val="1"/>
+        <w:widowControl w:val="1"/>
+        <w:ind w:left="360" w:hanging="240"/>
+        <w:spacing w:before="0" w:after="40"/>
+      </w:pPr>
+      <w:r>
+        <w:rPr>
+          <w:sz w:val="19"/>
+          <w:color w:val="1E40AF"/>
+        </w:rPr>
+        <w:t xml:space="preserve">▪  </w:t>
+      </w:r>
+      <w:r>
+        <w:rPr>
+          <w:b/>
+          <w:sz w:val="19"/>
+          <w:color w:val="0F294A"/>
+        </w:rPr>
+        <w:t xml:space="preserve">Banking &amp; Retail Web Engineering: </w:t>
+      </w:r>
+      <w:r>
+        <w:rPr>
+          <w:sz w:val="19"/>
+          <w:color w:val="334155"/>
+        </w:rPr>
+        <w:t>Promoted to Lead Developer, architecting web applications and portals in Java (Servlets, Applets, JSP), PHP, Python, and Perl with MySQL and PostgreSQL for banking and retail clients.</w:t>
+      </w:r>
+    </w:p>
+    <w:p>
+      <w:pPr>
+        <w:keepLines w:val="1"/>
+        <w:widowControl w:val="1"/>
+        <w:ind w:left="360" w:hanging="240"/>
+        <w:spacing w:before="0" w:after="40"/>
+      </w:pPr>
+      <w:r>
+        <w:rPr>
+          <w:sz w:val="19"/>
+          <w:color w:val="1E40AF"/>
+        </w:rPr>
+        <w:t xml:space="preserve">▪  </w:t>
+      </w:r>
+      <w:r>
+        <w:rPr>
+          <w:b/>
+          <w:sz w:val="19"/>
+          <w:color w:val="0F294A"/>
+        </w:rPr>
+        <w:t xml:space="preserve">Technologies used: </w:t>
+      </w:r>
+      <w:r>
+        <w:rPr>
+          <w:sz w:val="19"/>
+          <w:color w:val="334155"/>
+        </w:rPr>
+        <w:t>Java (Servlets, Applets, JSP), PHP, Python, Perl, MySQL, PostgreSQL, Linux System Administration, RAID (3/5), Networking, among others.</w:t>
       </w:r>
     </w:p>
     <w:p>
@@ -2604,6 +3405,92 @@
           <w:color w:val="475569"/>
         </w:rPr>
         <w:t>2007</w:t>
+      </w:r>
+    </w:p>
+    <w:p>
+      <w:pPr>
+        <w:keepLines w:val="1"/>
+        <w:widowControl w:val="1"/>
+        <w:tabs>
+          <w:tab w:val="right" w:pos="10106"/>
+        </w:tabs>
+        <w:ind w:left="240" w:hanging="240"/>
+        <w:spacing w:before="20" w:after="30"/>
+      </w:pPr>
+      <w:r>
+        <w:rPr>
+          <w:sz w:val="19"/>
+          <w:color w:val="1E40AF"/>
+        </w:rPr>
+        <w:t xml:space="preserve">• </w:t>
+      </w:r>
+      <w:r>
+        <w:rPr>
+          <w:b/>
+          <w:sz w:val="19"/>
+          <w:color w:val="0F294A"/>
+        </w:rPr>
+        <w:t>Sun Certified Java Programmer (SCJP 5)</w:t>
+      </w:r>
+      <w:r>
+        <w:rPr>
+          <w:sz w:val="19"/>
+          <w:color w:val="64748B"/>
+        </w:rPr>
+        <w:t xml:space="preserve"> — Sun Microsystems</w:t>
+      </w:r>
+      <w:r>
+        <w:tab/>
+      </w:r>
+      <w:r>
+        <w:rPr>
+          <w:sz w:val="18"/>
+          <w:color w:val="475569"/>
+        </w:rPr>
+        <w:t>2006</w:t>
+      </w:r>
+    </w:p>
+    <w:p>
+      <w:pPr>
+        <w:keepLines w:val="1"/>
+        <w:widowControl w:val="1"/>
+        <w:tabs>
+          <w:tab w:val="right" w:pos="10106"/>
+        </w:tabs>
+        <w:ind w:left="240" w:hanging="240"/>
+        <w:spacing w:before="20" w:after="30"/>
+      </w:pPr>
+      <w:r>
+        <w:rPr>
+          <w:sz w:val="19"/>
+          <w:color w:val="1E40AF"/>
+        </w:rPr>
+        <w:t xml:space="preserve">• </w:t>
+      </w:r>
+      <w:r>
+        <w:rPr>
+          <w:b/>
+          <w:sz w:val="19"/>
+          <w:color w:val="0F294A"/>
+        </w:rPr>
+        <w:t>Linux Servers Administration Certification</w:t>
+      </w:r>
+      <w:r>
+        <w:rPr>
+          <w:sz w:val="19"/>
+          <w:color w:val="64748B"/>
+        </w:rPr>
+        <w:t xml:space="preserve"> — Linux Center</w:t>
+      </w:r>
+      <w:r>
+        <w:tab/>
+      </w:r>
+      <w:r>
+        <w:rPr>
+          <w:sz w:val="18"/>
+          <w:color w:val="475569"/>
+        </w:rPr>
+        <w:t>2002</w:t>
       </w:r>
     </w:p>
     <w:sectPr>
